--- a/Melia-Promise-and-Proof-professional.docx
+++ b/Melia-Promise-and-Proof-professional.docx
@@ -1451,7 +1451,7 @@
         <w:t>Harvard Business Review</w:t>
       </w:r>
       <w:r>
-        <w:t>, 35(5), pp. 113-124.</w:t>
+        <w:t>, 35(5), pp. 113-124. Available at: https://hbr.org/1957/09/strategies-for-diversification (Accessed: 8 October 2026).</w:t>
       </w:r>
     </w:p>
     <w:p>
@@ -1579,7 +1579,7 @@
         <w:t>Strategic Management Journal</w:t>
       </w:r>
       <w:r>
-        <w:t>, 21(10-11), pp. 1105-1121.</w:t>
+        <w:t>, 21(10-11), pp. 1105-1121. Available at: https://doi.org/10.1002/1097-0266(200010/11)21:10/11&lt;1105::AID-SMJ133&gt;3.0.CO;2-E (Accessed: 8 October 2026).</w:t>
       </w:r>
     </w:p>
     <w:p>
@@ -1597,7 +1597,7 @@
         <w:t>European Management Journal</w:t>
       </w:r>
       <w:r>
-        <w:t>, 25(5), pp. 395-410.</w:t>
+        <w:t>, 25(5), pp. 395-410. Available at: https://doi.org/10.1016/j.emj.2007.08.005 (Accessed: 8 October 2026).</w:t>
       </w:r>
     </w:p>
     <w:p>
@@ -1615,7 +1615,7 @@
         <w:t>California Management Review</w:t>
       </w:r>
       <w:r>
-        <w:t>, 33(3), pp. 114-135.</w:t>
+        <w:t>, 33(3), pp. 114-135. Available at: https://doi.org/10.2307/41166664 (Accessed: 8 October 2026).</w:t>
       </w:r>
     </w:p>
     <w:p>
@@ -1651,7 +1651,7 @@
         <w:t>European Journal of Marketing</w:t>
       </w:r>
       <w:r>
-        <w:t>, 18(4), pp. 36-44.</w:t>
+        <w:t>, 18(4), pp. 36-44. Available at: https://doi.org/10.1108/EUM0000000004784 (Accessed: 8 October 2026).</w:t>
       </w:r>
     </w:p>
     <w:p>
@@ -1731,7 +1731,7 @@
         <w:t>Harvard Business Review</w:t>
       </w:r>
       <w:r>
-        <w:t>, 82(10), pp. 76-84.</w:t>
+        <w:t>, 82(10), pp. 76-84. Available at: https://hbr.org/2004/10/blue-ocean-strategy (Accessed: 8 October 2026).</w:t>
       </w:r>
     </w:p>
     <w:p>
@@ -1750,7 +1750,7 @@
         <w:t>Cornell Hotel and Restaurant Administration Quarterly</w:t>
       </w:r>
       <w:r>
-        <w:t>, 43(1), pp. 21-30.</w:t>
+        <w:t>, 43(1), pp. 21-30. Available at: https://pure.psu.edu/en/publications/perceived-fairness-of-yield-management/ (Accessed: 8 October 2026).</w:t>
       </w:r>
     </w:p>
     <w:p>
@@ -1768,7 +1768,7 @@
         <w:t>Tourism Management</w:t>
       </w:r>
       <w:r>
-        <w:t>, 29(3), pp. 458-468.</w:t>
+        <w:t>, 29(3), pp. 458-468. Available at: https://doi.org/10.1016/j.tourman.2007.05.011 (Accessed: 8 October 2026).</w:t>
       </w:r>
     </w:p>
     <w:p>
@@ -1786,7 +1786,7 @@
         <w:t>International Journal of Contemporary Hospitality Management</w:t>
       </w:r>
       <w:r>
-        <w:t>, 19(5), pp. 364-377.</w:t>
+        <w:t>, 19(5), pp. 364-377. Available at: https://doi.org/10.1108/09596110710757534 (Accessed: 8 October 2026).</w:t>
       </w:r>
     </w:p>
     <w:p>
@@ -1804,7 +1804,7 @@
         <w:t>Journal of Service Research</w:t>
       </w:r>
       <w:r>
-        <w:t>, 3(2), pp. 121-137.</w:t>
+        <w:t>, 3(2), pp. 121-137. Available at: https://doi.org/10.1177/109467050032002 (Accessed: 8 October 2026).</w:t>
       </w:r>
     </w:p>
     <w:p>
@@ -1840,7 +1840,7 @@
         <w:t>International Journal of Contemporary Hospitality Management</w:t>
       </w:r>
       <w:r>
-        <w:t>, 11(7), pp. 326-339.</w:t>
+        <w:t>, 11(7), pp. 326-339. Available at: https://doi.org/10.1108/09596119910293231 (Accessed: 8 October 2026).</w:t>
       </w:r>
     </w:p>
     <w:p>
@@ -1858,7 +1858,7 @@
         <w:t>Annals of Tourism Research</w:t>
       </w:r>
       <w:r>
-        <w:t>, 30(1), pp. 238-254.</w:t>
+        <w:t>, 30(1), pp. 238-254. Available at: https://doi.org/10.1016/S0160-7383(02)00064-6 (Accessed: 8 October 2026).</w:t>
       </w:r>
     </w:p>
     <w:p>
@@ -1894,7 +1894,7 @@
         <w:t>Journal of Marketing Research</w:t>
       </w:r>
       <w:r>
-        <w:t>, 36(3), pp. 356-372.</w:t>
+        <w:t>, 36(3), pp. 356-372. Available at: https://doi.org/10.1177/002224379903600305 (Accessed: 8 October 2026).</w:t>
       </w:r>
     </w:p>
     <w:p>
@@ -1912,7 +1912,7 @@
         <w:t>Tourism Management</w:t>
       </w:r>
       <w:r>
-        <w:t>, 32(6), pp. 1310-1323.</w:t>
+        <w:t>, 32(6), pp. 1310-1323. Available at: https://doi.org/10.1016/j.tourman.2010.12.011 (Accessed: 8 October 2026).</w:t>
       </w:r>
     </w:p>
     <w:p>
@@ -1930,7 +1930,7 @@
         <w:t>Harvard Business Review</w:t>
       </w:r>
       <w:r>
-        <w:t>, 71(1), pp. 84-93.</w:t>
+        <w:t>, 71(1), pp. 84-93. Available at: https://hbr.org/1993/01/customer-intimacy-and-other-value-disciplines (Accessed: 8 October 2026).</w:t>
       </w:r>
     </w:p>
     <w:p>
@@ -1948,7 +1948,7 @@
         <w:t>Journal of Business Research</w:t>
       </w:r>
       <w:r>
-        <w:t>, 49(2), pp. 193-211.</w:t>
+        <w:t>, 49(2), pp. 193-211. Available at: https://doi.org/10.1016/S0148-2963(99)00010-7 (Accessed: 8 October 2026).</w:t>
       </w:r>
     </w:p>
     <w:p>
@@ -1984,7 +1984,7 @@
         <w:t>Journal of Marketing</w:t>
       </w:r>
       <w:r>
-        <w:t>, 68(4), pp. 1-15.</w:t>
+        <w:t>, 68(4), pp. 1-15. Available at: https://doi.org/10.1509/jmkg.68.4.1.42733 (Accessed: 8 October 2026).</w:t>
       </w:r>
     </w:p>
     <w:p>
@@ -2020,7 +2020,7 @@
         <w:t>Journal of Marketing</w:t>
       </w:r>
       <w:r>
-        <w:t>, 52(3), pp. 2-22.</w:t>
+        <w:t>, 52(3), pp. 2-22. Available at: https://doi.org/10.1177/002224298805200302 (Accessed: 8 October 2026).</w:t>
       </w:r>
     </w:p>
     <w:p>
@@ -2039,7 +2039,7 @@
         <w:t>Journal of Service Research</w:t>
       </w:r>
       <w:r>
-        <w:t>, 13(1), pp. 67-82.</w:t>
+        <w:t>, 13(1), pp. 67-82. Available at: https://doi.org/10.1177/1094670509357611 (Accessed: 8 October 2026).</w:t>
       </w:r>
     </w:p>
     <w:p>

--- a/Melia-Promise-and-Proof-professional.docx
+++ b/Melia-Promise-and-Proof-professional.docx
@@ -1441,6 +1441,7 @@
         <w:pStyle w:val="BodyText"/>
       </w:pPr>
       <w:r>
+        <w:rPr/>
         <w:t xml:space="preserve">Ansoff, H.I. (1957) ‘Strategies for diversification’, </w:t>
       </w:r>
       <w:r>
@@ -1448,10 +1449,24 @@
           <w:i/>
           <w:iCs/>
         </w:rPr>
-        <w:t>Harvard Business Review</w:t>
-      </w:r>
-      <w:r>
-        <w:t>, 35(5), pp. 113-124. Available at: https://hbr.org/1957/09/strategies-for-diversification (Accessed: 8 October 2026).</w:t>
+        <w:t xml:space="preserve">Harvard Business Review</w:t>
+      </w:r>
+      <w:r>
+        <w:rPr/>
+        <w:t xml:space="preserve">, 35(5), pp. 113-124. Available at: </w:t>
+      </w:r>
+      <w:hyperlink r:id="rId9" w:history="1">
+        <w:r>
+          <w:rPr>
+            <w:color w:val="0563C1"/>
+            <w:u w:val="single"/>
+          </w:rPr>
+          <w:t xml:space="preserve">https://hbr.org/1957/09/strategies-for-diversification</w:t>
+        </w:r>
+      </w:hyperlink>
+      <w:r>
+        <w:rPr/>
+        <w:t xml:space="preserve"> (Accessed: 8 October 2026).</w:t>
       </w:r>
     </w:p>
     <w:p>
@@ -1459,7 +1474,21 @@
         <w:pStyle w:val="BodyText"/>
       </w:pPr>
       <w:r>
-        <w:t>Breaking Travel News (2026) ‘Meliá recognized in the S&amp;P Global Sustainability Yearbook 2026 for the ninth consecutive year’. Available at: https://www.breakingtravelnews.com/news/article/melia-recognized-in-the-sp-global-sustainability-yearbook-2026-for-the-nint/ (Accessed: 8 October 2026).</w:t>
+        <w:rPr/>
+        <w:t xml:space="preserve">Breaking Travel News (2026) ‘Meliá recognized in the S&amp;P Global Sustainability Yearbook 2026 for the ninth consecutive year’. Available at: </w:t>
+      </w:r>
+      <w:hyperlink r:id="rId12" w:history="1">
+        <w:r>
+          <w:rPr>
+            <w:color w:val="0563C1"/>
+            <w:u w:val="single"/>
+          </w:rPr>
+          <w:t xml:space="preserve">https://www.breakingtravelnews.com/news/article/melia-recognized-in-the-sp-global-sustainability-yearbook-2026-for-the-nint/</w:t>
+        </w:r>
+      </w:hyperlink>
+      <w:r>
+        <w:rPr/>
+        <w:t xml:space="preserve"> (Accessed: 8 October 2026).</w:t>
       </w:r>
     </w:p>
     <w:p>
@@ -1485,11 +1514,28 @@
         <w:pStyle w:val="BodyText"/>
       </w:pPr>
       <w:r>
-        <w:t>Business Traveller (2024) ‘London’s Meliá White House introduces co-working spaces’, 21 April. Available at: https://www.businesstraveller.com/business-</w:t>
-      </w:r>
-      <w:r>
-        <w:lastRenderedPageBreak/>
-        <w:t>travel/2024/04/21/londons-melia-white-house-introduces-co-working-spaces/ (Accessed: 8 October 2026).</w:t>
+        <w:rPr/>
+        <w:t xml:space="preserve">Business Traveller (2024) ‘London’s Meliá White House introduces co-working spaces’, 21 April. Available at: </w:t>
+      </w:r>
+      <w:hyperlink r:id="rId13" w:history="1">
+        <w:r>
+          <w:rPr>
+            <w:color w:val="0563C1"/>
+            <w:u w:val="single"/>
+          </w:rPr>
+          <w:t xml:space="preserve">https://www.businesstraveller.com/business-</w:t>
+        </w:r>
+        <w:r>
+          <w:rPr>
+            <w:color w:val="0563C1"/>
+            <w:u w:val="single"/>
+          </w:rPr>
+          <w:t xml:space="preserve">travel/2024/04/21/londons-melia-white-house-introduces-co-working-spaces/</w:t>
+        </w:r>
+      </w:hyperlink>
+      <w:r>
+        <w:rPr/>
+        <w:t xml:space="preserve"> (Accessed: 8 October 2026).</w:t>
       </w:r>
     </w:p>
     <w:p>
@@ -1497,6 +1543,7 @@
         <w:pStyle w:val="BodyText"/>
       </w:pPr>
       <w:r>
+        <w:rPr/>
         <w:t xml:space="preserve">Camden Council (2025) </w:t>
       </w:r>
       <w:r>
@@ -1504,10 +1551,24 @@
           <w:i/>
           <w:iCs/>
         </w:rPr>
-        <w:t>White House Hotel, Albany Street: listed building consent supporting documents</w:t>
-      </w:r>
-      <w:r>
-        <w:t>. Available at: https://camdocs.camden.gov.uk/CMWebDrawer/Record/7286405/file/document (Accessed: 8 October 2026).</w:t>
+        <w:t xml:space="preserve">White House Hotel, Albany Street: listed building consent supporting documents</w:t>
+      </w:r>
+      <w:r>
+        <w:rPr/>
+        <w:t xml:space="preserve">. Available at: </w:t>
+      </w:r>
+      <w:hyperlink r:id="rId14" w:history="1">
+        <w:r>
+          <w:rPr>
+            <w:color w:val="0563C1"/>
+            <w:u w:val="single"/>
+          </w:rPr>
+          <w:t xml:space="preserve">https://camdocs.camden.gov.uk/CMWebDrawer/Record/7286405/file/document</w:t>
+        </w:r>
+      </w:hyperlink>
+      <w:r>
+        <w:rPr/>
+        <w:t xml:space="preserve"> (Accessed: 8 October 2026).</w:t>
       </w:r>
     </w:p>
     <w:p>
@@ -1569,6 +1630,7 @@
         <w:pStyle w:val="BodyText"/>
       </w:pPr>
       <w:r>
+        <w:rPr/>
         <w:t xml:space="preserve">Eisenhardt, K.M. and Martin, J.A. (2000) ‘Dynamic capabilities: what are they?’, </w:t>
       </w:r>
       <w:r>
@@ -1576,10 +1638,24 @@
           <w:i/>
           <w:iCs/>
         </w:rPr>
-        <w:t>Strategic Management Journal</w:t>
-      </w:r>
-      <w:r>
-        <w:t>, 21(10-11), pp. 1105-1121. Available at: https://doi.org/10.1002/1097-0266(200010/11)21:10/11&lt;1105::AID-SMJ133&gt;3.0.CO;2-E (Accessed: 8 October 2026).</w:t>
+        <w:t xml:space="preserve">Strategic Management Journal</w:t>
+      </w:r>
+      <w:r>
+        <w:rPr/>
+        <w:t xml:space="preserve">, 21(10-11), pp. 1105-1121. Available at: </w:t>
+      </w:r>
+      <w:hyperlink r:id="rId18" w:history="1">
+        <w:r>
+          <w:rPr>
+            <w:color w:val="0563C1"/>
+            <w:u w:val="single"/>
+          </w:rPr>
+          <w:t xml:space="preserve">https://doi.org/10.1002/1097-0266(200010/11)21:10/11&lt;1105::AID-SMJ133&gt;3.0.CO;2-E</w:t>
+        </w:r>
+      </w:hyperlink>
+      <w:r>
+        <w:rPr/>
+        <w:t xml:space="preserve"> (Accessed: 8 October 2026).</w:t>
       </w:r>
     </w:p>
     <w:p>
@@ -1587,6 +1663,7 @@
         <w:pStyle w:val="BodyText"/>
       </w:pPr>
       <w:r>
+        <w:rPr/>
         <w:t xml:space="preserve">Gentile, C., Spiller, N. and Noci, G. (2007) ‘How to sustain the customer experience: an overview of experience components that co-create value with the customer’, </w:t>
       </w:r>
       <w:r>
@@ -1594,10 +1671,24 @@
           <w:i/>
           <w:iCs/>
         </w:rPr>
-        <w:t>European Management Journal</w:t>
-      </w:r>
-      <w:r>
-        <w:t>, 25(5), pp. 395-410. Available at: https://doi.org/10.1016/j.emj.2007.08.005 (Accessed: 8 October 2026).</w:t>
+        <w:t xml:space="preserve">European Management Journal</w:t>
+      </w:r>
+      <w:r>
+        <w:rPr/>
+        <w:t xml:space="preserve">, 25(5), pp. 395-410. Available at: </w:t>
+      </w:r>
+      <w:hyperlink r:id="rId19" w:history="1">
+        <w:r>
+          <w:rPr>
+            <w:color w:val="0563C1"/>
+            <w:u w:val="single"/>
+          </w:rPr>
+          <w:t xml:space="preserve">https://doi.org/10.1016/j.emj.2007.08.005</w:t>
+        </w:r>
+      </w:hyperlink>
+      <w:r>
+        <w:rPr/>
+        <w:t xml:space="preserve"> (Accessed: 8 October 2026).</w:t>
       </w:r>
     </w:p>
     <w:p>
@@ -1605,6 +1696,7 @@
         <w:pStyle w:val="BodyText"/>
       </w:pPr>
       <w:r>
+        <w:rPr/>
         <w:t xml:space="preserve">Grant, R.M. (1991) ‘The resource-based theory of competitive advantage: implications for strategy formulation’, </w:t>
       </w:r>
       <w:r>
@@ -1612,10 +1704,24 @@
           <w:i/>
           <w:iCs/>
         </w:rPr>
-        <w:t>California Management Review</w:t>
-      </w:r>
-      <w:r>
-        <w:t>, 33(3), pp. 114-135. Available at: https://doi.org/10.2307/41166664 (Accessed: 8 October 2026).</w:t>
+        <w:t xml:space="preserve">California Management Review</w:t>
+      </w:r>
+      <w:r>
+        <w:rPr/>
+        <w:t xml:space="preserve">, 33(3), pp. 114-135. Available at: </w:t>
+      </w:r>
+      <w:hyperlink r:id="rId20" w:history="1">
+        <w:r>
+          <w:rPr>
+            <w:color w:val="0563C1"/>
+            <w:u w:val="single"/>
+          </w:rPr>
+          <w:t xml:space="preserve">https://doi.org/10.2307/41166664</w:t>
+        </w:r>
+      </w:hyperlink>
+      <w:r>
+        <w:rPr/>
+        <w:t xml:space="preserve"> (Accessed: 8 October 2026).</w:t>
       </w:r>
     </w:p>
     <w:p>
@@ -1641,6 +1747,7 @@
         <w:pStyle w:val="BodyText"/>
       </w:pPr>
       <w:r>
+        <w:rPr/>
         <w:t xml:space="preserve">Grönroos, C. (1984) ‘A service quality model and its marketing implications’, </w:t>
       </w:r>
       <w:r>
@@ -1648,10 +1755,24 @@
           <w:i/>
           <w:iCs/>
         </w:rPr>
-        <w:t>European Journal of Marketing</w:t>
-      </w:r>
-      <w:r>
-        <w:t>, 18(4), pp. 36-44. Available at: https://doi.org/10.1108/EUM0000000004784 (Accessed: 8 October 2026).</w:t>
+        <w:t xml:space="preserve">European Journal of Marketing</w:t>
+      </w:r>
+      <w:r>
+        <w:rPr/>
+        <w:t xml:space="preserve">, 18(4), pp. 36-44. Available at: </w:t>
+      </w:r>
+      <w:hyperlink r:id="rId21" w:history="1">
+        <w:r>
+          <w:rPr>
+            <w:color w:val="0563C1"/>
+            <w:u w:val="single"/>
+          </w:rPr>
+          <w:t xml:space="preserve">https://doi.org/10.1108/EUM0000000004784</w:t>
+        </w:r>
+      </w:hyperlink>
+      <w:r>
+        <w:rPr/>
+        <w:t xml:space="preserve"> (Accessed: 8 October 2026).</w:t>
       </w:r>
     </w:p>
     <w:p>
@@ -1659,6 +1780,7 @@
         <w:pStyle w:val="BodyText"/>
       </w:pPr>
       <w:r>
+        <w:rPr/>
         <w:t xml:space="preserve">Historic England (n.d.) </w:t>
       </w:r>
       <w:r>
@@ -1666,10 +1788,24 @@
           <w:i/>
           <w:iCs/>
         </w:rPr>
-        <w:t>National Heritage List for England: The White House, Albany Street</w:t>
-      </w:r>
-      <w:r>
-        <w:t>, list entry 1113231. Available at: https://historicengland.org.uk/listing/the-list/list-entry/1113231 (Accessed: 8 October 2026).</w:t>
+        <w:t xml:space="preserve">National Heritage List for England: The White House, Albany Street</w:t>
+      </w:r>
+      <w:r>
+        <w:rPr/>
+        <w:t xml:space="preserve">, list entry 1113231. Available at: </w:t>
+      </w:r>
+      <w:hyperlink r:id="rId22" w:history="1">
+        <w:r>
+          <w:rPr>
+            <w:color w:val="0563C1"/>
+            <w:u w:val="single"/>
+          </w:rPr>
+          <w:t xml:space="preserve">https://historicengland.org.uk/listing/the-list/list-entry/1113231</w:t>
+        </w:r>
+      </w:hyperlink>
+      <w:r>
+        <w:rPr/>
+        <w:t xml:space="preserve"> (Accessed: 8 October 2026).</w:t>
       </w:r>
     </w:p>
     <w:p>
@@ -1677,6 +1813,7 @@
         <w:pStyle w:val="BodyText"/>
       </w:pPr>
       <w:r>
+        <w:rPr/>
         <w:t xml:space="preserve">Hospitality Net (2023) </w:t>
       </w:r>
       <w:r>
@@ -1684,10 +1821,24 @@
           <w:i/>
           <w:iCs/>
         </w:rPr>
-        <w:t>Meliá White House</w:t>
-      </w:r>
-      <w:r>
-        <w:t xml:space="preserve"> [press release]. Available at: https://www.hospitalitynet.org/announcement/41009454.html (Accessed: 8 October 2026).</w:t>
+        <w:t xml:space="preserve">Meliá White House</w:t>
+      </w:r>
+      <w:r>
+        <w:rPr/>
+        <w:t xml:space="preserve"> [press release]. Available at: </w:t>
+      </w:r>
+      <w:hyperlink r:id="rId23" w:history="1">
+        <w:r>
+          <w:rPr>
+            <w:color w:val="0563C1"/>
+            <w:u w:val="single"/>
+          </w:rPr>
+          <w:t xml:space="preserve">https://www.hospitalitynet.org/announcement/41009454.html</w:t>
+        </w:r>
+      </w:hyperlink>
+      <w:r>
+        <w:rPr/>
+        <w:t xml:space="preserve"> (Accessed: 8 October 2026).</w:t>
       </w:r>
     </w:p>
     <w:p>
@@ -1695,7 +1846,21 @@
         <w:pStyle w:val="BodyText"/>
       </w:pPr>
       <w:r>
-        <w:t>Journal des Palaces (2026) ‘Luxury focus drives Meliá into the world’s top 10 strongest hotel brands’, 3 August. Available at: https://www.journaldespalaces.com/en/pressrelease-79079-Luxury-focus-drives-Meliy-into-the-World-s-Top-10-Strongest-Hotel-Brands.html (Accessed: 8 October 2026).</w:t>
+        <w:rPr/>
+        <w:t xml:space="preserve">Journal des Palaces (2026) ‘Luxury focus drives Meliá into the world’s top 10 strongest hotel brands’, 3 August. Available at: </w:t>
+      </w:r>
+      <w:hyperlink r:id="rId24" w:history="1">
+        <w:r>
+          <w:rPr>
+            <w:color w:val="0563C1"/>
+            <w:u w:val="single"/>
+          </w:rPr>
+          <w:t xml:space="preserve">https://www.journaldespalaces.com/en/pressrelease-79079-Luxury-focus-drives-Meliy-into-the-World-s-Top-10-Strongest-Hotel-Brands.html</w:t>
+        </w:r>
+      </w:hyperlink>
+      <w:r>
+        <w:rPr/>
+        <w:t xml:space="preserve"> (Accessed: 8 October 2026).</w:t>
       </w:r>
     </w:p>
     <w:p>
@@ -1721,6 +1886,7 @@
         <w:pStyle w:val="BodyText"/>
       </w:pPr>
       <w:r>
+        <w:rPr/>
         <w:t xml:space="preserve">Kim, W.C. and Mauborgne, R. (2004) ‘Blue ocean strategy’, </w:t>
       </w:r>
       <w:r>
@@ -1728,10 +1894,24 @@
           <w:i/>
           <w:iCs/>
         </w:rPr>
-        <w:t>Harvard Business Review</w:t>
-      </w:r>
-      <w:r>
-        <w:t>, 82(10), pp. 76-84. Available at: https://hbr.org/2004/10/blue-ocean-strategy (Accessed: 8 October 2026).</w:t>
+        <w:t xml:space="preserve">Harvard Business Review</w:t>
+      </w:r>
+      <w:r>
+        <w:rPr/>
+        <w:t xml:space="preserve">, 82(10), pp. 76-84. Available at: </w:t>
+      </w:r>
+      <w:hyperlink r:id="rId25" w:history="1">
+        <w:r>
+          <w:rPr>
+            <w:color w:val="0563C1"/>
+            <w:u w:val="single"/>
+          </w:rPr>
+          <w:t xml:space="preserve">https://hbr.org/2004/10/blue-ocean-strategy</w:t>
+        </w:r>
+      </w:hyperlink>
+      <w:r>
+        <w:rPr/>
+        <w:t xml:space="preserve"> (Accessed: 8 October 2026).</w:t>
       </w:r>
     </w:p>
     <w:p>
@@ -1739,7 +1919,7 @@
         <w:pStyle w:val="BodyText"/>
       </w:pPr>
       <w:r>
-        <w:lastRenderedPageBreak/>
+        <w:rPr/>
         <w:t xml:space="preserve">Kimes, S.E. (2002) ‘Perceived fairness of yield management’, </w:t>
       </w:r>
       <w:r>
@@ -1747,10 +1927,24 @@
           <w:i/>
           <w:iCs/>
         </w:rPr>
-        <w:t>Cornell Hotel and Restaurant Administration Quarterly</w:t>
-      </w:r>
-      <w:r>
-        <w:t>, 43(1), pp. 21-30. Available at: https://pure.psu.edu/en/publications/perceived-fairness-of-yield-management/ (Accessed: 8 October 2026).</w:t>
+        <w:t xml:space="preserve">Cornell Hotel and Restaurant Administration Quarterly</w:t>
+      </w:r>
+      <w:r>
+        <w:rPr/>
+        <w:t xml:space="preserve">, 43(1), pp. 21-30. Available at: </w:t>
+      </w:r>
+      <w:hyperlink r:id="rId26" w:history="1">
+        <w:r>
+          <w:rPr>
+            <w:color w:val="0563C1"/>
+            <w:u w:val="single"/>
+          </w:rPr>
+          <w:t xml:space="preserve">https://pure.psu.edu/en/publications/perceived-fairness-of-yield-management/</w:t>
+        </w:r>
+      </w:hyperlink>
+      <w:r>
+        <w:rPr/>
+        <w:t xml:space="preserve"> (Accessed: 8 October 2026).</w:t>
       </w:r>
     </w:p>
     <w:p>
@@ -1758,6 +1952,7 @@
         <w:pStyle w:val="BodyText"/>
       </w:pPr>
       <w:r>
+        <w:rPr/>
         <w:t xml:space="preserve">Litvin, S.W., Goldsmith, R.E. and Pan, B. (2008) ‘Electronic word-of-mouth in hospitality and tourism management’, </w:t>
       </w:r>
       <w:r>
@@ -1765,10 +1960,24 @@
           <w:i/>
           <w:iCs/>
         </w:rPr>
-        <w:t>Tourism Management</w:t>
-      </w:r>
-      <w:r>
-        <w:t>, 29(3), pp. 458-468. Available at: https://doi.org/10.1016/j.tourman.2007.05.011 (Accessed: 8 October 2026).</w:t>
+        <w:t xml:space="preserve">Tourism Management</w:t>
+      </w:r>
+      <w:r>
+        <w:rPr/>
+        <w:t xml:space="preserve">, 29(3), pp. 458-468. Available at: </w:t>
+      </w:r>
+      <w:hyperlink r:id="rId27" w:history="1">
+        <w:r>
+          <w:rPr>
+            <w:color w:val="0563C1"/>
+            <w:u w:val="single"/>
+          </w:rPr>
+          <w:t xml:space="preserve">https://doi.org/10.1016/j.tourman.2007.05.011</w:t>
+        </w:r>
+      </w:hyperlink>
+      <w:r>
+        <w:rPr/>
+        <w:t xml:space="preserve"> (Accessed: 8 October 2026).</w:t>
       </w:r>
     </w:p>
     <w:p>
@@ -1776,6 +1985,7 @@
         <w:pStyle w:val="BodyText"/>
       </w:pPr>
       <w:r>
+        <w:rPr/>
         <w:t xml:space="preserve">Manaktola, K. and Jauhari, V. (2007) ‘Exploring consumer attitude and behaviour towards green practices in the lodging industry in India’, </w:t>
       </w:r>
       <w:r>
@@ -1783,10 +1993,24 @@
           <w:i/>
           <w:iCs/>
         </w:rPr>
-        <w:t>International Journal of Contemporary Hospitality Management</w:t>
-      </w:r>
-      <w:r>
-        <w:t>, 19(5), pp. 364-377. Available at: https://doi.org/10.1108/09596110710757534 (Accessed: 8 October 2026).</w:t>
+        <w:t xml:space="preserve">International Journal of Contemporary Hospitality Management</w:t>
+      </w:r>
+      <w:r>
+        <w:rPr/>
+        <w:t xml:space="preserve">, 19(5), pp. 364-377. Available at: </w:t>
+      </w:r>
+      <w:hyperlink r:id="rId28" w:history="1">
+        <w:r>
+          <w:rPr>
+            <w:color w:val="0563C1"/>
+            <w:u w:val="single"/>
+          </w:rPr>
+          <w:t xml:space="preserve">https://doi.org/10.1108/09596110710757534</w:t>
+        </w:r>
+      </w:hyperlink>
+      <w:r>
+        <w:rPr/>
+        <w:t xml:space="preserve"> (Accessed: 8 October 2026).</w:t>
       </w:r>
     </w:p>
     <w:p>
@@ -1794,6 +2018,7 @@
         <w:pStyle w:val="BodyText"/>
       </w:pPr>
       <w:r>
+        <w:rPr/>
         <w:t xml:space="preserve">McCollough, M.A., Berry, L.L. and Yadav, M.S. (2000) ‘An empirical investigation of customer satisfaction after service failure and recovery’, </w:t>
       </w:r>
       <w:r>
@@ -1801,10 +2026,24 @@
           <w:i/>
           <w:iCs/>
         </w:rPr>
-        <w:t>Journal of Service Research</w:t>
-      </w:r>
-      <w:r>
-        <w:t>, 3(2), pp. 121-137. Available at: https://doi.org/10.1177/109467050032002 (Accessed: 8 October 2026).</w:t>
+        <w:t xml:space="preserve">Journal of Service Research</w:t>
+      </w:r>
+      <w:r>
+        <w:rPr/>
+        <w:t xml:space="preserve">, 3(2), pp. 121-137. Available at: </w:t>
+      </w:r>
+      <w:hyperlink r:id="rId29" w:history="1">
+        <w:r>
+          <w:rPr>
+            <w:color w:val="0563C1"/>
+            <w:u w:val="single"/>
+          </w:rPr>
+          <w:t xml:space="preserve">https://doi.org/10.1177/109467050032002</w:t>
+        </w:r>
+      </w:hyperlink>
+      <w:r>
+        <w:rPr/>
+        <w:t xml:space="preserve"> (Accessed: 8 October 2026).</w:t>
       </w:r>
     </w:p>
     <w:p>
@@ -1830,6 +2069,7 @@
         <w:pStyle w:val="BodyText"/>
       </w:pPr>
       <w:r>
+        <w:rPr/>
         <w:t xml:space="preserve">Pizam, A. and Ellis, T. (1999) ‘Customer satisfaction and its measurement in hospitality enterprises’, </w:t>
       </w:r>
       <w:r>
@@ -1837,10 +2077,24 @@
           <w:i/>
           <w:iCs/>
         </w:rPr>
-        <w:t>International Journal of Contemporary Hospitality Management</w:t>
-      </w:r>
-      <w:r>
-        <w:t>, 11(7), pp. 326-339. Available at: https://doi.org/10.1108/09596119910293231 (Accessed: 8 October 2026).</w:t>
+        <w:t xml:space="preserve">International Journal of Contemporary Hospitality Management</w:t>
+      </w:r>
+      <w:r>
+        <w:rPr/>
+        <w:t xml:space="preserve">, 11(7), pp. 326-339. Available at: </w:t>
+      </w:r>
+      <w:hyperlink r:id="rId30" w:history="1">
+        <w:r>
+          <w:rPr>
+            <w:color w:val="0563C1"/>
+            <w:u w:val="single"/>
+          </w:rPr>
+          <w:t xml:space="preserve">https://doi.org/10.1108/09596119910293231</w:t>
+        </w:r>
+      </w:hyperlink>
+      <w:r>
+        <w:rPr/>
+        <w:t xml:space="preserve"> (Accessed: 8 October 2026).</w:t>
       </w:r>
     </w:p>
     <w:p>
@@ -1848,6 +2102,7 @@
         <w:pStyle w:val="BodyText"/>
       </w:pPr>
       <w:r>
+        <w:rPr/>
         <w:t xml:space="preserve">Poria, Y., Butler, R. and Airey, D. (2003) ‘The core of heritage tourism’, </w:t>
       </w:r>
       <w:r>
@@ -1855,10 +2110,24 @@
           <w:i/>
           <w:iCs/>
         </w:rPr>
-        <w:t>Annals of Tourism Research</w:t>
-      </w:r>
-      <w:r>
-        <w:t>, 30(1), pp. 238-254. Available at: https://doi.org/10.1016/S0160-7383(02)00064-6 (Accessed: 8 October 2026).</w:t>
+        <w:t xml:space="preserve">Annals of Tourism Research</w:t>
+      </w:r>
+      <w:r>
+        <w:rPr/>
+        <w:t xml:space="preserve">, 30(1), pp. 238-254. Available at: </w:t>
+      </w:r>
+      <w:hyperlink r:id="rId31" w:history="1">
+        <w:r>
+          <w:rPr>
+            <w:color w:val="0563C1"/>
+            <w:u w:val="single"/>
+          </w:rPr>
+          <w:t xml:space="preserve">https://doi.org/10.1016/S0160-7383(02)00064-6</w:t>
+        </w:r>
+      </w:hyperlink>
+      <w:r>
+        <w:rPr/>
+        <w:t xml:space="preserve"> (Accessed: 8 October 2026).</w:t>
       </w:r>
     </w:p>
     <w:p>
@@ -1884,6 +2153,7 @@
         <w:pStyle w:val="BodyText"/>
       </w:pPr>
       <w:r>
+        <w:rPr/>
         <w:t xml:space="preserve">Smith, A.K., Bolton, R.N. and Wagner, J. (1999) ‘A model of customer satisfaction with service encounters involving failure and recovery’, </w:t>
       </w:r>
       <w:r>
@@ -1891,10 +2161,24 @@
           <w:i/>
           <w:iCs/>
         </w:rPr>
-        <w:t>Journal of Marketing Research</w:t>
-      </w:r>
-      <w:r>
-        <w:t>, 36(3), pp. 356-372. Available at: https://doi.org/10.1177/002224379903600305 (Accessed: 8 October 2026).</w:t>
+        <w:t xml:space="preserve">Journal of Marketing Research</w:t>
+      </w:r>
+      <w:r>
+        <w:rPr/>
+        <w:t xml:space="preserve">, 36(3), pp. 356-372. Available at: </w:t>
+      </w:r>
+      <w:hyperlink r:id="rId32" w:history="1">
+        <w:r>
+          <w:rPr>
+            <w:color w:val="0563C1"/>
+            <w:u w:val="single"/>
+          </w:rPr>
+          <w:t xml:space="preserve">https://doi.org/10.1177/002224379903600305</w:t>
+        </w:r>
+      </w:hyperlink>
+      <w:r>
+        <w:rPr/>
+        <w:t xml:space="preserve"> (Accessed: 8 October 2026).</w:t>
       </w:r>
     </w:p>
     <w:p>
@@ -1902,6 +2186,7 @@
         <w:pStyle w:val="BodyText"/>
       </w:pPr>
       <w:r>
+        <w:rPr/>
         <w:t xml:space="preserve">Sparks, B.A. and Browning, V. (2011) ‘The impact of online reviews on hotel booking intentions and perception of trust’, </w:t>
       </w:r>
       <w:r>
@@ -1909,10 +2194,24 @@
           <w:i/>
           <w:iCs/>
         </w:rPr>
-        <w:t>Tourism Management</w:t>
-      </w:r>
-      <w:r>
-        <w:t>, 32(6), pp. 1310-1323. Available at: https://doi.org/10.1016/j.tourman.2010.12.011 (Accessed: 8 October 2026).</w:t>
+        <w:t xml:space="preserve">Tourism Management</w:t>
+      </w:r>
+      <w:r>
+        <w:rPr/>
+        <w:t xml:space="preserve">, 32(6), pp. 1310-1323. Available at: </w:t>
+      </w:r>
+      <w:hyperlink r:id="rId33" w:history="1">
+        <w:r>
+          <w:rPr>
+            <w:color w:val="0563C1"/>
+            <w:u w:val="single"/>
+          </w:rPr>
+          <w:t xml:space="preserve">https://doi.org/10.1016/j.tourman.2010.12.011</w:t>
+        </w:r>
+      </w:hyperlink>
+      <w:r>
+        <w:rPr/>
+        <w:t xml:space="preserve"> (Accessed: 8 October 2026).</w:t>
       </w:r>
     </w:p>
     <w:p>
@@ -1920,6 +2219,7 @@
         <w:pStyle w:val="BodyText"/>
       </w:pPr>
       <w:r>
+        <w:rPr/>
         <w:t xml:space="preserve">Treacy, M. and Wiersema, F. (1993) ‘Customer intimacy and other value disciplines’, </w:t>
       </w:r>
       <w:r>
@@ -1927,10 +2227,24 @@
           <w:i/>
           <w:iCs/>
         </w:rPr>
-        <w:t>Harvard Business Review</w:t>
-      </w:r>
-      <w:r>
-        <w:t>, 71(1), pp. 84-93. Available at: https://hbr.org/1993/01/customer-intimacy-and-other-value-disciplines (Accessed: 8 October 2026).</w:t>
+        <w:t xml:space="preserve">Harvard Business Review</w:t>
+      </w:r>
+      <w:r>
+        <w:rPr/>
+        <w:t xml:space="preserve">, 71(1), pp. 84-93. Available at: </w:t>
+      </w:r>
+      <w:hyperlink r:id="rId34" w:history="1">
+        <w:r>
+          <w:rPr>
+            <w:color w:val="0563C1"/>
+            <w:u w:val="single"/>
+          </w:rPr>
+          <w:t xml:space="preserve">https://hbr.org/1993/01/customer-intimacy-and-other-value-disciplines</w:t>
+        </w:r>
+      </w:hyperlink>
+      <w:r>
+        <w:rPr/>
+        <w:t xml:space="preserve"> (Accessed: 8 October 2026).</w:t>
       </w:r>
     </w:p>
     <w:p>
@@ -1938,6 +2252,7 @@
         <w:pStyle w:val="BodyText"/>
       </w:pPr>
       <w:r>
+        <w:rPr/>
         <w:t xml:space="preserve">Turley, L.W. and Milliman, R.E. (2000) ‘Atmospheric effects on shopping behavior: a review of the experimental evidence’, </w:t>
       </w:r>
       <w:r>
@@ -1945,10 +2260,24 @@
           <w:i/>
           <w:iCs/>
         </w:rPr>
-        <w:t>Journal of Business Research</w:t>
-      </w:r>
-      <w:r>
-        <w:t>, 49(2), pp. 193-211. Available at: https://doi.org/10.1016/S0148-2963(99)00010-7 (Accessed: 8 October 2026).</w:t>
+        <w:t xml:space="preserve">Journal of Business Research</w:t>
+      </w:r>
+      <w:r>
+        <w:rPr/>
+        <w:t xml:space="preserve">, 49(2), pp. 193-211. Available at: </w:t>
+      </w:r>
+      <w:hyperlink r:id="rId35" w:history="1">
+        <w:r>
+          <w:rPr>
+            <w:color w:val="0563C1"/>
+            <w:u w:val="single"/>
+          </w:rPr>
+          <w:t xml:space="preserve">https://doi.org/10.1016/S0148-2963(99)00010-7</w:t>
+        </w:r>
+      </w:hyperlink>
+      <w:r>
+        <w:rPr/>
+        <w:t xml:space="preserve"> (Accessed: 8 October 2026).</w:t>
       </w:r>
     </w:p>
     <w:p>
@@ -1974,6 +2303,7 @@
         <w:pStyle w:val="BodyText"/>
       </w:pPr>
       <w:r>
+        <w:rPr/>
         <w:t xml:space="preserve">Xia, L., Monroe, K.B. and Cox, J.L. (2004) ‘The price is unfair! A conceptual framework of price fairness perceptions’, </w:t>
       </w:r>
       <w:r>
@@ -1981,10 +2311,24 @@
           <w:i/>
           <w:iCs/>
         </w:rPr>
-        <w:t>Journal of Marketing</w:t>
-      </w:r>
-      <w:r>
-        <w:t>, 68(4), pp. 1-15. Available at: https://doi.org/10.1509/jmkg.68.4.1.42733 (Accessed: 8 October 2026).</w:t>
+        <w:t xml:space="preserve">Journal of Marketing</w:t>
+      </w:r>
+      <w:r>
+        <w:rPr/>
+        <w:t xml:space="preserve">, 68(4), pp. 1-15. Available at: </w:t>
+      </w:r>
+      <w:hyperlink r:id="rId36" w:history="1">
+        <w:r>
+          <w:rPr>
+            <w:color w:val="0563C1"/>
+            <w:u w:val="single"/>
+          </w:rPr>
+          <w:t xml:space="preserve">https://doi.org/10.1509/jmkg.68.4.1.42733</w:t>
+        </w:r>
+      </w:hyperlink>
+      <w:r>
+        <w:rPr/>
+        <w:t xml:space="preserve"> (Accessed: 8 October 2026).</w:t>
       </w:r>
     </w:p>
     <w:p>
@@ -2010,6 +2354,7 @@
         <w:pStyle w:val="BodyText"/>
       </w:pPr>
       <w:r>
+        <w:rPr/>
         <w:t xml:space="preserve">Zeithaml, V.A. (1988) ‘Consumer perceptions of price, quality, and value: a means-end model and synthesis of evidence’, </w:t>
       </w:r>
       <w:r>
@@ -2017,10 +2362,24 @@
           <w:i/>
           <w:iCs/>
         </w:rPr>
-        <w:t>Journal of Marketing</w:t>
-      </w:r>
-      <w:r>
-        <w:t>, 52(3), pp. 2-22. Available at: https://doi.org/10.1177/002224298805200302 (Accessed: 8 October 2026).</w:t>
+        <w:t xml:space="preserve">Journal of Marketing</w:t>
+      </w:r>
+      <w:r>
+        <w:rPr/>
+        <w:t xml:space="preserve">, 52(3), pp. 2-22. Available at: </w:t>
+      </w:r>
+      <w:hyperlink r:id="rId37" w:history="1">
+        <w:r>
+          <w:rPr>
+            <w:color w:val="0563C1"/>
+            <w:u w:val="single"/>
+          </w:rPr>
+          <w:t xml:space="preserve">https://doi.org/10.1177/002224298805200302</w:t>
+        </w:r>
+      </w:hyperlink>
+      <w:r>
+        <w:rPr/>
+        <w:t xml:space="preserve"> (Accessed: 8 October 2026).</w:t>
       </w:r>
     </w:p>
     <w:p>
@@ -2028,7 +2387,7 @@
         <w:pStyle w:val="BodyText"/>
       </w:pPr>
       <w:r>
-        <w:lastRenderedPageBreak/>
+        <w:rPr/>
         <w:t xml:space="preserve">Zomerdijk, L.G. and Voss, C.A. (2010) ‘Service design for experience-centric services’, </w:t>
       </w:r>
       <w:r>
@@ -2036,10 +2395,24 @@
           <w:i/>
           <w:iCs/>
         </w:rPr>
-        <w:t>Journal of Service Research</w:t>
-      </w:r>
-      <w:r>
-        <w:t>, 13(1), pp. 67-82. Available at: https://doi.org/10.1177/1094670509357611 (Accessed: 8 October 2026).</w:t>
+        <w:t xml:space="preserve">Journal of Service Research</w:t>
+      </w:r>
+      <w:r>
+        <w:rPr/>
+        <w:t xml:space="preserve">, 13(1), pp. 67-82. Available at: </w:t>
+      </w:r>
+      <w:hyperlink r:id="rId38" w:history="1">
+        <w:r>
+          <w:rPr>
+            <w:color w:val="0563C1"/>
+            <w:u w:val="single"/>
+          </w:rPr>
+          <w:t xml:space="preserve">https://doi.org/10.1177/1094670509357611</w:t>
+        </w:r>
+      </w:hyperlink>
+      <w:r>
+        <w:rPr/>
+        <w:t xml:space="preserve"> (Accessed: 8 October 2026).</w:t>
       </w:r>
     </w:p>
     <w:p>
